--- a/public/fun/forms/이력서_생산·품질관리_4_요약형.docx
+++ b/public/fun/forms/이력서_생산·품질관리_4_요약형.docx
@@ -1741,13 +1741,329 @@
       </w:tr>
     </w:tbl>
     <w:p>
+      <w:r>
+        <w:br w:type="page"/>
+      </w:r>
+    </w:p>
+    <w:p>
       <w:pPr>
-        <w:spacing w:lineRule="exact" w:line="15"/>
+        <w:keepNext w:val="0"/>
+        <w:pBdr>
+          <w:bottom w:val="single" w:sz="12" w:space="4" w:color="824049"/>
+        </w:pBdr>
+        <w:spacing w:before="0" w:after="40"/>
+        <w:jc w:val="left"/>
       </w:pPr>
       <w:r>
         <w:rPr>
-          <w:sz w:val="2"/>
+          <w:rFonts w:ascii="맑은 고딕" w:hAnsi="맑은 고딕" w:eastAsia="맑은 고딕" w:cs="맑은 고딕"/>
+          <w:b/>
+          <w:color w:val="4F2228"/>
+          <w:spacing w:val="60"/>
+          <w:sz w:val="36"/>
         </w:rPr>
+        <w:t>작성 가이드</w:t>
+      </w:r>
+      <w:r>
+        <w:rPr>
+          <w:color w:val="8A929C"/>
+          <w:sz w:val="18"/>
+        </w:rPr>
+        <w:t xml:space="preserve">   제출 전에 이 장은 지우세요</w:t>
+      </w:r>
+    </w:p>
+    <w:p>
+      <w:pPr>
+        <w:keepNext w:val="0"/>
+        <w:spacing w:before="80" w:after="120"/>
+        <w:jc w:val="left"/>
+      </w:pPr>
+      <w:r>
+        <w:rPr>
+          <w:b/>
+          <w:color w:val="824049"/>
+          <w:sz w:val="19"/>
+        </w:rPr>
+        <w:t>생산·품질관리 이력서</w:t>
+      </w:r>
+    </w:p>
+    <w:p>
+      <w:pPr>
+        <w:keepNext w:val="0"/>
+        <w:spacing w:before="0" w:after="60"/>
+        <w:jc w:val="left"/>
+      </w:pPr>
+      <w:r>
+        <w:rPr>
+          <w:b/>
+          <w:color w:val="824049"/>
+          <w:sz w:val="19"/>
+        </w:rPr>
+        <w:t xml:space="preserve">1.  </w:t>
+      </w:r>
+      <w:r>
+        <w:rPr>
+          <w:sz w:val="19"/>
+        </w:rPr>
+        <w:t>순서: 인적사항 → 학력 → 경력 → 자격 → 어학. 학력·경력은 가장 최근 것부터 적습니다. (고용24)</w:t>
+      </w:r>
+    </w:p>
+    <w:p>
+      <w:pPr>
+        <w:keepNext w:val="0"/>
+        <w:spacing w:before="0" w:after="60"/>
+        <w:jc w:val="left"/>
+      </w:pPr>
+      <w:r>
+        <w:rPr>
+          <w:b/>
+          <w:color w:val="824049"/>
+          <w:sz w:val="19"/>
+        </w:rPr>
+        <w:t xml:space="preserve">2.  </w:t>
+      </w:r>
+      <w:r>
+        <w:rPr>
+          <w:sz w:val="19"/>
+        </w:rPr>
+        <w:t>경력은 '무슨 일을 했다'보다 '얼마나 바꿨다'를 숫자로 적습니다. 예) 처리 시간 40분 → 25분.</w:t>
+      </w:r>
+    </w:p>
+    <w:p>
+      <w:pPr>
+        <w:keepNext w:val="0"/>
+        <w:spacing w:before="0" w:after="60"/>
+        <w:jc w:val="left"/>
+      </w:pPr>
+      <w:r>
+        <w:rPr>
+          <w:b/>
+          <w:color w:val="824049"/>
+          <w:sz w:val="19"/>
+        </w:rPr>
+        <w:t xml:space="preserve">3.  </w:t>
+      </w:r>
+      <w:r>
+        <w:rPr>
+          <w:sz w:val="19"/>
+        </w:rPr>
+        <w:t>사실이 아닌 내용·부풀린 표현은 쓰지 않습니다. 확인 절차에서 불리해질 수 있습니다.</w:t>
+      </w:r>
+    </w:p>
+    <w:p>
+      <w:pPr>
+        <w:keepNext w:val="0"/>
+        <w:spacing w:before="0" w:after="60"/>
+        <w:jc w:val="left"/>
+      </w:pPr>
+      <w:r>
+        <w:rPr>
+          <w:b/>
+          <w:color w:val="824049"/>
+          <w:sz w:val="19"/>
+        </w:rPr>
+        <w:t xml:space="preserve">4.  </w:t>
+      </w:r>
+      <w:r>
+        <w:rPr>
+          <w:sz w:val="19"/>
+        </w:rPr>
+        <w:t>신입은 경력 대신 활동 기간·장소·내용·맡은 일·결과를 한 줄씩 적습니다. (NCS 경험사항)</w:t>
+      </w:r>
+    </w:p>
+    <w:p>
+      <w:pPr>
+        <w:keepNext w:val="0"/>
+        <w:spacing w:before="0" w:after="60"/>
+        <w:jc w:val="left"/>
+      </w:pPr>
+      <w:r>
+        <w:rPr>
+          <w:b/>
+          <w:color w:val="824049"/>
+          <w:sz w:val="19"/>
+        </w:rPr>
+        <w:t xml:space="preserve">5.  </w:t>
+      </w:r>
+      <w:r>
+        <w:rPr>
+          <w:sz w:val="19"/>
+        </w:rPr>
+        <w:t>주민등록번호·가족관계 등 직무와 무관한 정보는 적지 않아도 됩니다. 파일 이름은 '이름_직무'가 좋아요.</w:t>
+      </w:r>
+    </w:p>
+    <w:tbl>
+      <w:tblPr>
+        <w:tblW w:w="10350" w:type="dxa"/>
+        <w:jc w:val="left"/>
+        <w:tblLayout w:type="fixed"/>
+        <w:tblCellMar>
+          <w:top w:w="90" w:type="dxa"/>
+          <w:left w:w="150" w:type="dxa"/>
+          <w:bottom w:w="90" w:type="dxa"/>
+          <w:right w:w="150" w:type="dxa"/>
+        </w:tblCellMar>
+        <w:tblLook w:firstColumn="1" w:firstRow="1" w:lastColumn="0" w:lastRow="0" w:noHBand="0" w:noVBand="1" w:val="04A0"/>
+      </w:tblPr>
+      <w:tblGrid>
+        <w:gridCol w:w="10350"/>
+      </w:tblGrid>
+      <w:tr>
+        <w:tc>
+          <w:tcPr>
+            <w:tcW w:type="dxa" w:w="10350"/>
+            <w:shd w:val="clear" w:color="auto" w:fill="F6F1F2"/>
+          </w:tcPr>
+          <w:p>
+            <w:pPr>
+              <w:spacing w:before="0" w:after="0"/>
+              <w:jc w:val="left"/>
+            </w:pPr>
+            <w:r>
+              <w:rPr>
+                <w:b/>
+                <w:color w:val="4F2228"/>
+                <w:sz w:val="19"/>
+              </w:rPr>
+              <w:t>생산·품질관리는 이렇게</w:t>
+            </w:r>
+          </w:p>
+          <w:p>
+            <w:pPr>
+              <w:spacing w:before="40" w:after="0"/>
+              <w:jc w:val="left"/>
+            </w:pPr>
+            <w:r>
+              <w:rPr>
+                <w:color w:val="4F2228"/>
+                <w:sz w:val="19"/>
+              </w:rPr>
+              <w:t>공정·설비 이름과 불량률·가동률 숫자를 적습니다. 안전 교육 이수와 자격은 표로 정리합니다.</w:t>
+            </w:r>
+          </w:p>
+        </w:tc>
+      </w:tr>
+    </w:tbl>
+    <w:p>
+      <w:pPr>
+        <w:spacing w:lineRule="exact" w:line="120" w:before="0" w:after="0"/>
+      </w:pPr>
+    </w:p>
+    <w:p>
+      <w:pPr>
+        <w:keepNext w:val="0"/>
+        <w:spacing w:before="0" w:after="60"/>
+        <w:jc w:val="left"/>
+      </w:pPr>
+      <w:r>
+        <w:rPr>
+          <w:b/>
+          <w:color w:val="4F2228"/>
+          <w:sz w:val="20"/>
+        </w:rPr>
+        <w:t>경력·성과 이렇게 적어요 (예시 — 가상의 내용입니다)</w:t>
+      </w:r>
+    </w:p>
+    <w:tbl>
+      <w:tblPr>
+        <w:tblW w:w="10350" w:type="dxa"/>
+        <w:jc w:val="left"/>
+        <w:tblBorders>
+          <w:top w:val="single" w:sz="4" w:space="0" w:color="D5C3C5"/>
+          <w:left w:val="single" w:sz="4" w:space="0" w:color="D5C3C5"/>
+          <w:bottom w:val="single" w:sz="4" w:space="0" w:color="D5C3C5"/>
+          <w:right w:val="single" w:sz="4" w:space="0" w:color="D5C3C5"/>
+          <w:insideH w:val="single" w:sz="4" w:space="0" w:color="D5C3C5"/>
+          <w:insideV w:val="single" w:sz="4" w:space="0" w:color="D5C3C5"/>
+        </w:tblBorders>
+        <w:tblLayout w:type="fixed"/>
+        <w:tblCellMar>
+          <w:top w:w="90" w:type="dxa"/>
+          <w:left w:w="150" w:type="dxa"/>
+          <w:bottom w:w="90" w:type="dxa"/>
+          <w:right w:w="150" w:type="dxa"/>
+        </w:tblCellMar>
+        <w:tblLook w:firstColumn="1" w:firstRow="1" w:lastColumn="0" w:lastRow="0" w:noHBand="0" w:noVBand="1" w:val="04A0"/>
+      </w:tblPr>
+      <w:tblGrid>
+        <w:gridCol w:w="10350"/>
+      </w:tblGrid>
+      <w:tr>
+        <w:tc>
+          <w:tcPr>
+            <w:tcW w:type="dxa" w:w="10350"/>
+          </w:tcPr>
+          <w:p>
+            <w:pPr>
+              <w:spacing w:before="0" w:after="0"/>
+              <w:jc w:val="left"/>
+            </w:pPr>
+            <w:r>
+              <w:rPr>
+                <w:color w:val="824049"/>
+                <w:sz w:val="19"/>
+              </w:rPr>
+              <w:t>2020~현재 · ○○제조 조립 라인 · 공정 불량률 2.4% → 0.9%, 설비 가동률 +6%p</w:t>
+            </w:r>
+          </w:p>
+        </w:tc>
+      </w:tr>
+    </w:tbl>
+    <w:p>
+      <w:pPr>
+        <w:keepNext w:val="0"/>
+        <w:spacing w:before="200" w:after="60"/>
+        <w:jc w:val="left"/>
+      </w:pPr>
+      <w:r>
+        <w:rPr>
+          <w:b/>
+          <w:color w:val="4F2228"/>
+          <w:sz w:val="20"/>
+        </w:rPr>
+        <w:t>쓰기 전 체크</w:t>
+      </w:r>
+    </w:p>
+    <w:p>
+      <w:pPr>
+        <w:keepNext w:val="0"/>
+        <w:spacing w:before="0" w:after="40"/>
+        <w:jc w:val="left"/>
+      </w:pPr>
+      <w:r>
+        <w:rPr>
+          <w:color w:val="8A929C"/>
+          <w:sz w:val="18"/>
+        </w:rPr>
+        <w:t>□ 최근 것이 위에 있나요?   □ 숫자(건수·%·금액·기간)가 들어 있나요?   □ 내가 한 일과 팀이 한 일이 구분되나요?</w:t>
+      </w:r>
+    </w:p>
+    <w:p>
+      <w:pPr>
+        <w:keepNext w:val="0"/>
+        <w:spacing w:before="0" w:after="40"/>
+        <w:jc w:val="left"/>
+      </w:pPr>
+      <w:r>
+        <w:rPr>
+          <w:color w:val="8A929C"/>
+          <w:sz w:val="18"/>
+        </w:rPr>
+        <w:t>□ 오탈자·날짜 오류가 없나요?   □ 파일 이름은 '이름_직무'인가요?   □ 직무와 무관한 개인정보는 뺐나요?</w:t>
+      </w:r>
+    </w:p>
+    <w:p>
+      <w:pPr>
+        <w:keepNext w:val="0"/>
+        <w:spacing w:before="280" w:after="0"/>
+        <w:jc w:val="left"/>
+      </w:pPr>
+      <w:r>
+        <w:rPr>
+          <w:color w:val="A9B0B8"/>
+          <w:sz w:val="16"/>
+        </w:rPr>
+        <w:t>참고: 고용24 이력서·자기소개서 작성 가이드, NCS 입사지원서 구성, STAR 기법 해설, JSON Resume 스키마 (공개 자료를 바탕으로 풀어 쓴 안내입니다)</w:t>
       </w:r>
     </w:p>
     <w:sectPr>

--- a/public/fun/forms/이력서_생산·품질관리_4_요약형.docx
+++ b/public/fun/forms/이력서_생산·품질관리_4_요약형.docx
@@ -509,7 +509,7 @@
           <w:color w:val="4F2228"/>
           <w:sz w:val="23"/>
         </w:rPr>
-        <w:t>기능 · 기술 자격</w:t>
+        <w:t>안전 · 교육 이수</w:t>
       </w:r>
     </w:p>
     <w:tbl>
@@ -527,9 +527,8 @@
       </w:tblPr>
       <w:tblGrid>
         <w:gridCol w:w="2115"/>
-        <w:gridCol w:w="2820"/>
-        <w:gridCol w:w="2820"/>
-        <w:gridCol w:w="2835"/>
+        <w:gridCol w:w="4230"/>
+        <w:gridCol w:w="4245"/>
       </w:tblGrid>
       <w:tr>
         <w:trPr>
@@ -553,13 +552,13 @@
                 <w:color w:val="FFFFFF"/>
                 <w:sz w:val="17"/>
               </w:rPr>
-              <w:t>취득일</w:t>
+              <w:t>일 자</w:t>
             </w:r>
           </w:p>
         </w:tc>
         <w:tc>
           <w:tcPr>
-            <w:tcW w:type="dxa" w:w="2820"/>
+            <w:tcW w:type="dxa" w:w="4230"/>
             <w:shd w:val="clear" w:color="auto" w:fill="4F2228"/>
             <w:vAlign w:val="center"/>
           </w:tcPr>
@@ -574,13 +573,13 @@
                 <w:color w:val="FFFFFF"/>
                 <w:sz w:val="17"/>
               </w:rPr>
-              <w:t>자격명</w:t>
+              <w:t>교육명</w:t>
             </w:r>
           </w:p>
         </w:tc>
         <w:tc>
           <w:tcPr>
-            <w:tcW w:type="dxa" w:w="2820"/>
+            <w:tcW w:type="dxa" w:w="4245"/>
             <w:shd w:val="clear" w:color="auto" w:fill="4F2228"/>
             <w:vAlign w:val="center"/>
           </w:tcPr>
@@ -595,28 +594,7 @@
                 <w:color w:val="FFFFFF"/>
                 <w:sz w:val="17"/>
               </w:rPr>
-              <w:t>발급 기관</w:t>
-            </w:r>
-          </w:p>
-        </w:tc>
-        <w:tc>
-          <w:tcPr>
-            <w:tcW w:type="dxa" w:w="2835"/>
-            <w:shd w:val="clear" w:color="auto" w:fill="4F2228"/>
-            <w:vAlign w:val="center"/>
-          </w:tcPr>
-          <w:p>
-            <w:pPr>
-              <w:spacing w:before="0" w:after="0"/>
-              <w:jc w:val="center"/>
-            </w:pPr>
-            <w:r>
-              <w:rPr>
-                <w:b/>
-                <w:color w:val="FFFFFF"/>
-                <w:sz w:val="17"/>
-              </w:rPr>
-              <w:t>등 급</w:t>
+              <w:t>기 관</w:t>
             </w:r>
           </w:p>
         </w:tc>
@@ -637,11 +615,23 @@
             </w:tcBorders>
             <w:vAlign w:val="center"/>
           </w:tcPr>
-          <w:p/>
+          <w:p>
+            <w:pPr>
+              <w:spacing w:before="0" w:after="0"/>
+              <w:jc w:val="left"/>
+            </w:pPr>
+            <w:r>
+              <w:rPr>
+                <w:color w:val="A9B0B8"/>
+                <w:sz w:val="16"/>
+              </w:rPr>
+              <w:t>예) 2024.06.</w:t>
+            </w:r>
+          </w:p>
         </w:tc>
         <w:tc>
           <w:tcPr>
-            <w:tcW w:type="dxa" w:w="2820"/>
+            <w:tcW w:type="dxa" w:w="4230"/>
             <w:tcBorders>
               <w:top w:val="nil"/>
               <w:left w:val="nil"/>
@@ -654,20 +644,7 @@
         </w:tc>
         <w:tc>
           <w:tcPr>
-            <w:tcW w:type="dxa" w:w="2820"/>
-            <w:tcBorders>
-              <w:top w:val="nil"/>
-              <w:left w:val="nil"/>
-              <w:bottom w:val="single" w:sz="4" w:space="0" w:color="D5C3C5"/>
-              <w:right w:val="nil"/>
-            </w:tcBorders>
-            <w:vAlign w:val="center"/>
-          </w:tcPr>
-          <w:p/>
-        </w:tc>
-        <w:tc>
-          <w:tcPr>
-            <w:tcW w:type="dxa" w:w="2835"/>
+            <w:tcW w:type="dxa" w:w="4245"/>
             <w:tcBorders>
               <w:top w:val="nil"/>
               <w:left w:val="nil"/>
@@ -699,7 +676,7 @@
         </w:tc>
         <w:tc>
           <w:tcPr>
-            <w:tcW w:type="dxa" w:w="2820"/>
+            <w:tcW w:type="dxa" w:w="4230"/>
             <w:tcBorders>
               <w:top w:val="nil"/>
               <w:left w:val="nil"/>
@@ -712,7 +689,7 @@
         </w:tc>
         <w:tc>
           <w:tcPr>
-            <w:tcW w:type="dxa" w:w="2820"/>
+            <w:tcW w:type="dxa" w:w="4245"/>
             <w:tcBorders>
               <w:top w:val="nil"/>
               <w:left w:val="nil"/>
@@ -723,9 +700,122 @@
           </w:tcPr>
           <w:p/>
         </w:tc>
+      </w:tr>
+    </w:tbl>
+    <w:p>
+      <w:pPr>
+        <w:keepNext/>
+        <w:pBdr>
+          <w:bottom w:val="single" w:sz="10" w:space="3" w:color="4F2228"/>
+        </w:pBdr>
+        <w:spacing w:before="260" w:after="80"/>
+        <w:jc w:val="left"/>
+      </w:pPr>
+      <w:r>
+        <w:rPr>
+          <w:rFonts w:ascii="맑은 고딕" w:hAnsi="맑은 고딕" w:eastAsia="맑은 고딕" w:cs="맑은 고딕"/>
+          <w:b/>
+          <w:color w:val="4F2228"/>
+          <w:sz w:val="23"/>
+        </w:rPr>
+        <w:t>학 력</w:t>
+      </w:r>
+    </w:p>
+    <w:tbl>
+      <w:tblPr>
+        <w:tblW w:w="10590" w:type="dxa"/>
+        <w:jc w:val="left"/>
+        <w:tblLayout w:type="fixed"/>
+        <w:tblCellMar>
+          <w:top w:w="40" w:type="dxa"/>
+          <w:left w:w="90" w:type="dxa"/>
+          <w:bottom w:w="40" w:type="dxa"/>
+          <w:right w:w="90" w:type="dxa"/>
+        </w:tblCellMar>
+        <w:tblLook w:firstColumn="1" w:firstRow="1" w:lastColumn="0" w:lastRow="0" w:noHBand="0" w:noVBand="1" w:val="04A0"/>
+      </w:tblPr>
+      <w:tblGrid>
+        <w:gridCol w:w="2115"/>
+        <w:gridCol w:w="4230"/>
+        <w:gridCol w:w="4245"/>
+      </w:tblGrid>
+      <w:tr>
+        <w:trPr>
+          <w:trHeight w:val="390" w:hRule="atLeast"/>
+          <w:cantSplit/>
+        </w:trPr>
         <w:tc>
           <w:tcPr>
-            <w:tcW w:type="dxa" w:w="2835"/>
+            <w:tcW w:type="dxa" w:w="2115"/>
+            <w:shd w:val="clear" w:color="auto" w:fill="4F2228"/>
+            <w:vAlign w:val="center"/>
+          </w:tcPr>
+          <w:p>
+            <w:pPr>
+              <w:spacing w:before="0" w:after="0"/>
+              <w:jc w:val="center"/>
+            </w:pPr>
+            <w:r>
+              <w:rPr>
+                <w:b/>
+                <w:color w:val="FFFFFF"/>
+                <w:sz w:val="17"/>
+              </w:rPr>
+              <w:t>기 간</w:t>
+            </w:r>
+          </w:p>
+        </w:tc>
+        <w:tc>
+          <w:tcPr>
+            <w:tcW w:type="dxa" w:w="4230"/>
+            <w:shd w:val="clear" w:color="auto" w:fill="4F2228"/>
+            <w:vAlign w:val="center"/>
+          </w:tcPr>
+          <w:p>
+            <w:pPr>
+              <w:spacing w:before="0" w:after="0"/>
+              <w:jc w:val="center"/>
+            </w:pPr>
+            <w:r>
+              <w:rPr>
+                <w:b/>
+                <w:color w:val="FFFFFF"/>
+                <w:sz w:val="17"/>
+              </w:rPr>
+              <w:t>학교명</w:t>
+            </w:r>
+          </w:p>
+        </w:tc>
+        <w:tc>
+          <w:tcPr>
+            <w:tcW w:type="dxa" w:w="4245"/>
+            <w:shd w:val="clear" w:color="auto" w:fill="4F2228"/>
+            <w:vAlign w:val="center"/>
+          </w:tcPr>
+          <w:p>
+            <w:pPr>
+              <w:spacing w:before="0" w:after="0"/>
+              <w:jc w:val="center"/>
+            </w:pPr>
+            <w:r>
+              <w:rPr>
+                <w:b/>
+                <w:color w:val="FFFFFF"/>
+                <w:sz w:val="17"/>
+              </w:rPr>
+              <w:t>전 공</w:t>
+            </w:r>
+          </w:p>
+        </w:tc>
+      </w:tr>
+      <w:tr>
+        <w:trPr>
+          <w:trHeight w:val="450" w:hRule="atLeast"/>
+          <w:cantSplit/>
+        </w:trPr>
+        <w:tc>
+          <w:tcPr>
+            <w:tcW w:type="dxa" w:w="2115"/>
             <w:tcBorders>
               <w:top w:val="nil"/>
               <w:left w:val="nil"/>
@@ -734,7 +824,69 @@
             </w:tcBorders>
             <w:vAlign w:val="center"/>
           </w:tcPr>
-          <w:p/>
+          <w:p>
+            <w:pPr>
+              <w:spacing w:before="0" w:after="0"/>
+              <w:jc w:val="left"/>
+            </w:pPr>
+            <w:r>
+              <w:rPr>
+                <w:color w:val="A9B0B8"/>
+                <w:sz w:val="16"/>
+              </w:rPr>
+              <w:t>예) 2022.03 ~ 2024.02</w:t>
+            </w:r>
+          </w:p>
+        </w:tc>
+        <w:tc>
+          <w:tcPr>
+            <w:tcW w:type="dxa" w:w="4230"/>
+            <w:tcBorders>
+              <w:top w:val="nil"/>
+              <w:left w:val="nil"/>
+              <w:bottom w:val="single" w:sz="4" w:space="0" w:color="D5C3C5"/>
+              <w:right w:val="nil"/>
+            </w:tcBorders>
+            <w:vAlign w:val="center"/>
+          </w:tcPr>
+          <w:p>
+            <w:pPr>
+              <w:spacing w:before="0" w:after="0"/>
+              <w:jc w:val="left"/>
+            </w:pPr>
+            <w:r>
+              <w:rPr>
+                <w:color w:val="A9B0B8"/>
+                <w:sz w:val="16"/>
+              </w:rPr>
+              <w:t>○○대학교</w:t>
+            </w:r>
+          </w:p>
+        </w:tc>
+        <w:tc>
+          <w:tcPr>
+            <w:tcW w:type="dxa" w:w="4245"/>
+            <w:tcBorders>
+              <w:top w:val="nil"/>
+              <w:left w:val="nil"/>
+              <w:bottom w:val="single" w:sz="4" w:space="0" w:color="D5C3C5"/>
+              <w:right w:val="nil"/>
+            </w:tcBorders>
+            <w:vAlign w:val="center"/>
+          </w:tcPr>
+          <w:p>
+            <w:pPr>
+              <w:spacing w:before="0" w:after="0"/>
+              <w:jc w:val="left"/>
+            </w:pPr>
+            <w:r>
+              <w:rPr>
+                <w:color w:val="A9B0B8"/>
+                <w:sz w:val="16"/>
+              </w:rPr>
+              <w:t>○○학과 (학점 3.8/4.5)</w:t>
+            </w:r>
+          </w:p>
         </w:tc>
       </w:tr>
       <w:tr>
@@ -757,7 +909,7 @@
         </w:tc>
         <w:tc>
           <w:tcPr>
-            <w:tcW w:type="dxa" w:w="2820"/>
+            <w:tcW w:type="dxa" w:w="4230"/>
             <w:tcBorders>
               <w:top w:val="nil"/>
               <w:left w:val="nil"/>
@@ -770,20 +922,7 @@
         </w:tc>
         <w:tc>
           <w:tcPr>
-            <w:tcW w:type="dxa" w:w="2820"/>
-            <w:tcBorders>
-              <w:top w:val="nil"/>
-              <w:left w:val="nil"/>
-              <w:bottom w:val="single" w:sz="4" w:space="0" w:color="D5C3C5"/>
-              <w:right w:val="nil"/>
-            </w:tcBorders>
-            <w:vAlign w:val="center"/>
-          </w:tcPr>
-          <w:p/>
-        </w:tc>
-        <w:tc>
-          <w:tcPr>
-            <w:tcW w:type="dxa" w:w="2835"/>
+            <w:tcW w:type="dxa" w:w="4245"/>
             <w:tcBorders>
               <w:top w:val="nil"/>
               <w:left w:val="nil"/>
@@ -940,7 +1079,19 @@
             </w:tcBorders>
             <w:vAlign w:val="center"/>
           </w:tcPr>
-          <w:p/>
+          <w:p>
+            <w:pPr>
+              <w:spacing w:before="0" w:after="0"/>
+              <w:jc w:val="left"/>
+            </w:pPr>
+            <w:r>
+              <w:rPr>
+                <w:color w:val="A9B0B8"/>
+                <w:sz w:val="16"/>
+              </w:rPr>
+              <w:t>예) 2022.03 ~ 2024.02</w:t>
+            </w:r>
+          </w:p>
         </w:tc>
         <w:tc>
           <w:tcPr>
@@ -979,7 +1130,19 @@
             </w:tcBorders>
             <w:vAlign w:val="center"/>
           </w:tcPr>
-          <w:p/>
+          <w:p>
+            <w:pPr>
+              <w:spacing w:before="0" w:after="0"/>
+              <w:jc w:val="left"/>
+            </w:pPr>
+            <w:r>
+              <w:rPr>
+                <w:color w:val="A9B0B8"/>
+                <w:sz w:val="16"/>
+              </w:rPr>
+              <w:t>맡은 일 + 숫자 성과</w:t>
+            </w:r>
+          </w:p>
         </w:tc>
       </w:tr>
       <w:tr>
@@ -1362,7 +1525,7 @@
           <w:color w:val="4F2228"/>
           <w:sz w:val="23"/>
         </w:rPr>
-        <w:t>안전 · 교육 이수</w:t>
+        <w:t>기능 · 기술 자격</w:t>
       </w:r>
     </w:p>
     <w:tbl>
@@ -1380,8 +1543,9 @@
       </w:tblPr>
       <w:tblGrid>
         <w:gridCol w:w="2115"/>
-        <w:gridCol w:w="4230"/>
-        <w:gridCol w:w="4245"/>
+        <w:gridCol w:w="2820"/>
+        <w:gridCol w:w="2820"/>
+        <w:gridCol w:w="2835"/>
       </w:tblGrid>
       <w:tr>
         <w:trPr>
@@ -1405,13 +1569,13 @@
                 <w:color w:val="FFFFFF"/>
                 <w:sz w:val="17"/>
               </w:rPr>
-              <w:t>일 자</w:t>
+              <w:t>취득일</w:t>
             </w:r>
           </w:p>
         </w:tc>
         <w:tc>
           <w:tcPr>
-            <w:tcW w:type="dxa" w:w="4230"/>
+            <w:tcW w:type="dxa" w:w="2820"/>
             <w:shd w:val="clear" w:color="auto" w:fill="4F2228"/>
             <w:vAlign w:val="center"/>
           </w:tcPr>
@@ -1426,13 +1590,13 @@
                 <w:color w:val="FFFFFF"/>
                 <w:sz w:val="17"/>
               </w:rPr>
-              <w:t>교육명</w:t>
+              <w:t>자격명</w:t>
             </w:r>
           </w:p>
         </w:tc>
         <w:tc>
           <w:tcPr>
-            <w:tcW w:type="dxa" w:w="4245"/>
+            <w:tcW w:type="dxa" w:w="2820"/>
             <w:shd w:val="clear" w:color="auto" w:fill="4F2228"/>
             <w:vAlign w:val="center"/>
           </w:tcPr>
@@ -1447,7 +1611,28 @@
                 <w:color w:val="FFFFFF"/>
                 <w:sz w:val="17"/>
               </w:rPr>
-              <w:t>기 관</w:t>
+              <w:t>발급 기관</w:t>
+            </w:r>
+          </w:p>
+        </w:tc>
+        <w:tc>
+          <w:tcPr>
+            <w:tcW w:type="dxa" w:w="2835"/>
+            <w:shd w:val="clear" w:color="auto" w:fill="4F2228"/>
+            <w:vAlign w:val="center"/>
+          </w:tcPr>
+          <w:p>
+            <w:pPr>
+              <w:spacing w:before="0" w:after="0"/>
+              <w:jc w:val="center"/>
+            </w:pPr>
+            <w:r>
+              <w:rPr>
+                <w:b/>
+                <w:color w:val="FFFFFF"/>
+                <w:sz w:val="17"/>
+              </w:rPr>
+              <w:t>등 급</w:t>
             </w:r>
           </w:p>
         </w:tc>
@@ -1468,11 +1653,23 @@
             </w:tcBorders>
             <w:vAlign w:val="center"/>
           </w:tcPr>
-          <w:p/>
+          <w:p>
+            <w:pPr>
+              <w:spacing w:before="0" w:after="0"/>
+              <w:jc w:val="left"/>
+            </w:pPr>
+            <w:r>
+              <w:rPr>
+                <w:color w:val="A9B0B8"/>
+                <w:sz w:val="16"/>
+              </w:rPr>
+              <w:t>예) 2023.05.</w:t>
+            </w:r>
+          </w:p>
         </w:tc>
         <w:tc>
           <w:tcPr>
-            <w:tcW w:type="dxa" w:w="4230"/>
+            <w:tcW w:type="dxa" w:w="2820"/>
             <w:tcBorders>
               <w:top w:val="nil"/>
               <w:left w:val="nil"/>
@@ -1481,11 +1678,48 @@
             </w:tcBorders>
             <w:vAlign w:val="center"/>
           </w:tcPr>
-          <w:p/>
+          <w:p>
+            <w:pPr>
+              <w:spacing w:before="0" w:after="0"/>
+              <w:jc w:val="left"/>
+            </w:pPr>
+            <w:r>
+              <w:rPr>
+                <w:color w:val="A9B0B8"/>
+                <w:sz w:val="16"/>
+              </w:rPr>
+              <w:t>○○ 자격증</w:t>
+            </w:r>
+          </w:p>
         </w:tc>
         <w:tc>
           <w:tcPr>
-            <w:tcW w:type="dxa" w:w="4245"/>
+            <w:tcW w:type="dxa" w:w="2820"/>
+            <w:tcBorders>
+              <w:top w:val="nil"/>
+              <w:left w:val="nil"/>
+              <w:bottom w:val="single" w:sz="4" w:space="0" w:color="D5C3C5"/>
+              <w:right w:val="nil"/>
+            </w:tcBorders>
+            <w:vAlign w:val="center"/>
+          </w:tcPr>
+          <w:p>
+            <w:pPr>
+              <w:spacing w:before="0" w:after="0"/>
+              <w:jc w:val="left"/>
+            </w:pPr>
+            <w:r>
+              <w:rPr>
+                <w:color w:val="A9B0B8"/>
+                <w:sz w:val="16"/>
+              </w:rPr>
+              <w:t>○○공단</w:t>
+            </w:r>
+          </w:p>
+        </w:tc>
+        <w:tc>
+          <w:tcPr>
+            <w:tcW w:type="dxa" w:w="2835"/>
             <w:tcBorders>
               <w:top w:val="nil"/>
               <w:left w:val="nil"/>
@@ -1517,7 +1751,7 @@
         </w:tc>
         <w:tc>
           <w:tcPr>
-            <w:tcW w:type="dxa" w:w="4230"/>
+            <w:tcW w:type="dxa" w:w="2820"/>
             <w:tcBorders>
               <w:top w:val="nil"/>
               <w:left w:val="nil"/>
@@ -1530,133 +1764,7 @@
         </w:tc>
         <w:tc>
           <w:tcPr>
-            <w:tcW w:type="dxa" w:w="4245"/>
-            <w:tcBorders>
-              <w:top w:val="nil"/>
-              <w:left w:val="nil"/>
-              <w:bottom w:val="single" w:sz="4" w:space="0" w:color="D5C3C5"/>
-              <w:right w:val="nil"/>
-            </w:tcBorders>
-            <w:vAlign w:val="center"/>
-          </w:tcPr>
-          <w:p/>
-        </w:tc>
-      </w:tr>
-    </w:tbl>
-    <w:p>
-      <w:pPr>
-        <w:keepNext/>
-        <w:pBdr>
-          <w:bottom w:val="single" w:sz="10" w:space="3" w:color="4F2228"/>
-        </w:pBdr>
-        <w:spacing w:before="260" w:after="80"/>
-        <w:jc w:val="left"/>
-      </w:pPr>
-      <w:r>
-        <w:rPr>
-          <w:rFonts w:ascii="맑은 고딕" w:hAnsi="맑은 고딕" w:eastAsia="맑은 고딕" w:cs="맑은 고딕"/>
-          <w:b/>
-          <w:color w:val="4F2228"/>
-          <w:sz w:val="23"/>
-        </w:rPr>
-        <w:t>학 력</w:t>
-      </w:r>
-    </w:p>
-    <w:tbl>
-      <w:tblPr>
-        <w:tblW w:w="10590" w:type="dxa"/>
-        <w:jc w:val="left"/>
-        <w:tblLayout w:type="fixed"/>
-        <w:tblCellMar>
-          <w:top w:w="40" w:type="dxa"/>
-          <w:left w:w="90" w:type="dxa"/>
-          <w:bottom w:w="40" w:type="dxa"/>
-          <w:right w:w="90" w:type="dxa"/>
-        </w:tblCellMar>
-        <w:tblLook w:firstColumn="1" w:firstRow="1" w:lastColumn="0" w:lastRow="0" w:noHBand="0" w:noVBand="1" w:val="04A0"/>
-      </w:tblPr>
-      <w:tblGrid>
-        <w:gridCol w:w="2115"/>
-        <w:gridCol w:w="4230"/>
-        <w:gridCol w:w="4245"/>
-      </w:tblGrid>
-      <w:tr>
-        <w:trPr>
-          <w:trHeight w:val="390" w:hRule="atLeast"/>
-          <w:cantSplit/>
-        </w:trPr>
-        <w:tc>
-          <w:tcPr>
-            <w:tcW w:type="dxa" w:w="2115"/>
-            <w:shd w:val="clear" w:color="auto" w:fill="4F2228"/>
-            <w:vAlign w:val="center"/>
-          </w:tcPr>
-          <w:p>
-            <w:pPr>
-              <w:spacing w:before="0" w:after="0"/>
-              <w:jc w:val="center"/>
-            </w:pPr>
-            <w:r>
-              <w:rPr>
-                <w:b/>
-                <w:color w:val="FFFFFF"/>
-                <w:sz w:val="17"/>
-              </w:rPr>
-              <w:t>기 간</w:t>
-            </w:r>
-          </w:p>
-        </w:tc>
-        <w:tc>
-          <w:tcPr>
-            <w:tcW w:type="dxa" w:w="4230"/>
-            <w:shd w:val="clear" w:color="auto" w:fill="4F2228"/>
-            <w:vAlign w:val="center"/>
-          </w:tcPr>
-          <w:p>
-            <w:pPr>
-              <w:spacing w:before="0" w:after="0"/>
-              <w:jc w:val="center"/>
-            </w:pPr>
-            <w:r>
-              <w:rPr>
-                <w:b/>
-                <w:color w:val="FFFFFF"/>
-                <w:sz w:val="17"/>
-              </w:rPr>
-              <w:t>학교명</w:t>
-            </w:r>
-          </w:p>
-        </w:tc>
-        <w:tc>
-          <w:tcPr>
-            <w:tcW w:type="dxa" w:w="4245"/>
-            <w:shd w:val="clear" w:color="auto" w:fill="4F2228"/>
-            <w:vAlign w:val="center"/>
-          </w:tcPr>
-          <w:p>
-            <w:pPr>
-              <w:spacing w:before="0" w:after="0"/>
-              <w:jc w:val="center"/>
-            </w:pPr>
-            <w:r>
-              <w:rPr>
-                <w:b/>
-                <w:color w:val="FFFFFF"/>
-                <w:sz w:val="17"/>
-              </w:rPr>
-              <w:t>전 공</w:t>
-            </w:r>
-          </w:p>
-        </w:tc>
-      </w:tr>
-      <w:tr>
-        <w:trPr>
-          <w:trHeight w:val="450" w:hRule="atLeast"/>
-          <w:cantSplit/>
-        </w:trPr>
-        <w:tc>
-          <w:tcPr>
-            <w:tcW w:type="dxa" w:w="2115"/>
+            <w:tcW w:type="dxa" w:w="2820"/>
             <w:tcBorders>
               <w:top w:val="nil"/>
               <w:left w:val="nil"/>
@@ -1669,20 +1777,7 @@
         </w:tc>
         <w:tc>
           <w:tcPr>
-            <w:tcW w:type="dxa" w:w="4230"/>
-            <w:tcBorders>
-              <w:top w:val="nil"/>
-              <w:left w:val="nil"/>
-              <w:bottom w:val="single" w:sz="4" w:space="0" w:color="D5C3C5"/>
-              <w:right w:val="nil"/>
-            </w:tcBorders>
-            <w:vAlign w:val="center"/>
-          </w:tcPr>
-          <w:p/>
-        </w:tc>
-        <w:tc>
-          <w:tcPr>
-            <w:tcW w:type="dxa" w:w="4245"/>
+            <w:tcW w:type="dxa" w:w="2835"/>
             <w:tcBorders>
               <w:top w:val="nil"/>
               <w:left w:val="nil"/>
@@ -1714,7 +1809,7 @@
         </w:tc>
         <w:tc>
           <w:tcPr>
-            <w:tcW w:type="dxa" w:w="4230"/>
+            <w:tcW w:type="dxa" w:w="2820"/>
             <w:tcBorders>
               <w:top w:val="nil"/>
               <w:left w:val="nil"/>
@@ -1727,7 +1822,20 @@
         </w:tc>
         <w:tc>
           <w:tcPr>
-            <w:tcW w:type="dxa" w:w="4245"/>
+            <w:tcW w:type="dxa" w:w="2820"/>
+            <w:tcBorders>
+              <w:top w:val="nil"/>
+              <w:left w:val="nil"/>
+              <w:bottom w:val="single" w:sz="4" w:space="0" w:color="D5C3C5"/>
+              <w:right w:val="nil"/>
+            </w:tcBorders>
+            <w:vAlign w:val="center"/>
+          </w:tcPr>
+          <w:p/>
+        </w:tc>
+        <w:tc>
+          <w:tcPr>
+            <w:tcW w:type="dxa" w:w="2835"/>
             <w:tcBorders>
               <w:top w:val="nil"/>
               <w:left w:val="nil"/>

--- a/public/fun/forms/이력서_생산·품질관리_4_요약형.docx
+++ b/public/fun/forms/이력서_생산·품질관리_4_요약형.docx
@@ -625,7 +625,7 @@
                 <w:color w:val="A9B0B8"/>
                 <w:sz w:val="16"/>
               </w:rPr>
-              <w:t>예) 2024.06.</w:t>
+              <w:t>예) ○○○○.○○.</w:t>
             </w:r>
           </w:p>
         </w:tc>
@@ -834,7 +834,7 @@
                 <w:color w:val="A9B0B8"/>
                 <w:sz w:val="16"/>
               </w:rPr>
-              <w:t>예) 2022.03 ~ 2024.02</w:t>
+              <w:t>예) ○○○○.○○ ~ ○○○○.○○</w:t>
             </w:r>
           </w:p>
         </w:tc>
@@ -859,7 +859,7 @@
                 <w:color w:val="A9B0B8"/>
                 <w:sz w:val="16"/>
               </w:rPr>
-              <w:t>○○대학교</w:t>
+              <w:t>학교명 입력</w:t>
             </w:r>
           </w:p>
         </w:tc>
@@ -884,7 +884,7 @@
                 <w:color w:val="A9B0B8"/>
                 <w:sz w:val="16"/>
               </w:rPr>
-              <w:t>○○학과 (학점 3.8/4.5)</w:t>
+              <w:t>○○학과 (학점 입력)</w:t>
             </w:r>
           </w:p>
         </w:tc>
@@ -1089,7 +1089,7 @@
                 <w:color w:val="A9B0B8"/>
                 <w:sz w:val="16"/>
               </w:rPr>
-              <w:t>예) 2022.03 ~ 2024.02</w:t>
+              <w:t>예) ○○○○.○○ ~ ○○○○.○○</w:t>
             </w:r>
           </w:p>
         </w:tc>
@@ -1663,7 +1663,7 @@
                 <w:color w:val="A9B0B8"/>
                 <w:sz w:val="16"/>
               </w:rPr>
-              <w:t>예) 2023.05.</w:t>
+              <w:t>예) ○○○○.○○.</w:t>
             </w:r>
           </w:p>
         </w:tc>
@@ -2111,7 +2111,7 @@
                 <w:color w:val="824049"/>
                 <w:sz w:val="19"/>
               </w:rPr>
-              <w:t>2020~현재 · ○○제조 조립 라인 · 공정 불량률 2.4% → 0.9%, 설비 가동률 +6%p</w:t>
+              <w:t>기간 입력 · ○○제조 조립 라인 · 공정 불량률 2.4% → 0.9%, 설비 가동률 +6%p</w:t>
             </w:r>
           </w:p>
         </w:tc>
